--- a/pr-preview/pr-404/chapters/notation.docx
+++ b/pr-preview/pr-404/chapters/notation.docx
@@ -15,7 +15,7 @@
         <w:pStyle w:val="Date"/>
       </w:pPr>
       <w:r>
-        <w:t xml:space="preserve">Last modified: 2026-10-28 17:19:05 (PDT)</w:t>
+        <w:t xml:space="preserve">Last modified: 2026-10-28 17:30:37 (PDT)</w:t>
       </w:r>
     </w:p>
     <w:tbl>
@@ -16949,7 +16949,7 @@
         <w:pStyle w:val="FirstParagraph"/>
       </w:pPr>
       <w:r>
-        <w:t xml:space="preserve">Write the log-odds as</w:t>
+        <w:t xml:space="preserve">Use</w:t>
       </w:r>
       <w:r>
         <w:t xml:space="preserve"> </w:t>
@@ -16963,7 +16963,7 @@
         <w:t xml:space="preserve"> </w:t>
       </w:r>
       <w:r>
-        <w:t xml:space="preserve">(the Greek letter eta), not as</w:t>
+        <w:t xml:space="preserve">(the Greek letter eta) for the log-odds, not</w:t>
       </w:r>
       <w:r>
         <w:t xml:space="preserve"> </w:t>
@@ -17080,7 +17080,7 @@
           <w:rPr>
             <w:rStyle w:val="Hyperlink"/>
           </w:rPr>
-          <w:t xml:space="preserve">Axis titles</w:t>
+          <w:t xml:space="preserve">Scientific figures</w:t>
         </w:r>
       </w:hyperlink>
       <w:r>
